--- a/Log Analyzer Utility Runbook.docx
+++ b/Log Analyzer Utility Runbook.docx
@@ -840,7 +840,21 @@
           <w:b/>
           <w:bCs/>
         </w:rPr>
-        <w:t>Version 5 – Refactored Utility with Unit Testing Support</w:t>
+        <w:t xml:space="preserve">Version 5 – </w:t>
+      </w:r>
+      <w:r>
+        <w:rPr>
+          <w:b/>
+          <w:bCs/>
+        </w:rPr>
+        <w:t>Most Common Error Analysis</w:t>
+      </w:r>
+      <w:r>
+        <w:rPr>
+          <w:b/>
+          <w:bCs/>
+        </w:rPr>
+        <w:t xml:space="preserve"> with Unit Testing Support</w:t>
       </w:r>
     </w:p>
     <w:p>
@@ -869,6 +883,14 @@
           <w:bCs/>
         </w:rPr>
       </w:pPr>
+    </w:p>
+    <w:p>
+      <w:pPr>
+        <w:rPr>
+          <w:b/>
+          <w:bCs/>
+        </w:rPr>
+      </w:pPr>
       <w:r>
         <w:rPr>
           <w:b/>
@@ -879,46 +901,66 @@
     </w:p>
     <w:p>
       <w:pPr>
+        <w:pStyle w:val="ListParagraph"/>
         <w:numPr>
           <w:ilvl w:val="0"/>
-          <w:numId w:val="6"/>
+          <w:numId w:val="10"/>
         </w:numPr>
-      </w:pPr>
-      <w:r>
-        <w:t xml:space="preserve">Refactored into reusable function </w:t>
-      </w:r>
-    </w:p>
-    <w:p>
-      <w:pPr>
+        <w:rPr>
+          <w:b/>
+          <w:bCs/>
+        </w:rPr>
+      </w:pPr>
+      <w:r>
+        <w:t>Identifies the most frequently occurring error</w:t>
+      </w:r>
+    </w:p>
+    <w:p>
+      <w:pPr>
+        <w:pStyle w:val="ListParagraph"/>
         <w:numPr>
           <w:ilvl w:val="0"/>
-          <w:numId w:val="6"/>
+          <w:numId w:val="10"/>
         </w:numPr>
-      </w:pPr>
-      <w:r>
-        <w:t xml:space="preserve">Improved maintainability </w:t>
-      </w:r>
-    </w:p>
-    <w:p>
-      <w:pPr>
+        <w:rPr>
+          <w:b/>
+          <w:bCs/>
+        </w:rPr>
+      </w:pPr>
+      <w:r>
+        <w:t>Displays occurrence count</w:t>
+      </w:r>
+    </w:p>
+    <w:p>
+      <w:pPr>
+        <w:pStyle w:val="ListParagraph"/>
         <w:numPr>
           <w:ilvl w:val="0"/>
-          <w:numId w:val="6"/>
+          <w:numId w:val="10"/>
         </w:numPr>
-      </w:pPr>
-      <w:r>
-        <w:t xml:space="preserve">Supports automated testing </w:t>
-      </w:r>
-    </w:p>
-    <w:p>
-      <w:pPr>
+        <w:rPr>
+          <w:b/>
+          <w:bCs/>
+        </w:rPr>
+      </w:pPr>
+      <w:r>
+        <w:t>Helps identify recurring production issues</w:t>
+      </w:r>
+    </w:p>
+    <w:p>
+      <w:pPr>
+        <w:pStyle w:val="ListParagraph"/>
         <w:numPr>
           <w:ilvl w:val="0"/>
-          <w:numId w:val="6"/>
+          <w:numId w:val="10"/>
         </w:numPr>
-      </w:pPr>
-      <w:r>
-        <w:t xml:space="preserve">Follows modular design principles </w:t>
+        <w:rPr>
+          <w:b/>
+          <w:bCs/>
+        </w:rPr>
+      </w:pPr>
+      <w:r>
+        <w:t>Includes unit testing for validation</w:t>
       </w:r>
     </w:p>
     <w:p>
@@ -950,102 +992,16 @@
           <w:bCs/>
         </w:rPr>
         <w:lastRenderedPageBreak/>
-        <w:t>Function</w:t>
-      </w:r>
-    </w:p>
-    <w:p>
-      <w:proofErr w:type="spellStart"/>
-      <w:r>
-        <w:t>analyze_log</w:t>
-      </w:r>
-      <w:proofErr w:type="spellEnd"/>
-      <w:r>
-        <w:t>("application.log")</w:t>
-      </w:r>
-    </w:p>
-    <w:p>
-      <w:pPr>
-        <w:rPr>
-          <w:b/>
-          <w:bCs/>
-        </w:rPr>
-      </w:pPr>
-      <w:r>
-        <w:rPr>
-          <w:b/>
-          <w:bCs/>
-        </w:rPr>
-        <w:t>Return Value</w:t>
-      </w:r>
-    </w:p>
-    <w:p>
-      <w:r>
-        <w:t>(3, 1, 2)</w:t>
-      </w:r>
-    </w:p>
-    <w:p>
-      <w:r>
-        <w:t>Where:</w:t>
-      </w:r>
-    </w:p>
-    <w:p>
-      <w:pPr>
-        <w:numPr>
-          <w:ilvl w:val="0"/>
-          <w:numId w:val="7"/>
-        </w:numPr>
-      </w:pPr>
-      <w:r>
-        <w:t xml:space="preserve">INFO Count = 3 </w:t>
-      </w:r>
-    </w:p>
-    <w:p>
-      <w:pPr>
-        <w:numPr>
-          <w:ilvl w:val="0"/>
-          <w:numId w:val="7"/>
-        </w:numPr>
-      </w:pPr>
-      <w:r>
-        <w:t xml:space="preserve">WARNING Count = 1 </w:t>
-      </w:r>
-    </w:p>
-    <w:p>
-      <w:pPr>
-        <w:numPr>
-          <w:ilvl w:val="0"/>
-          <w:numId w:val="7"/>
-        </w:numPr>
-      </w:pPr>
-      <w:r>
-        <w:t xml:space="preserve">ERROR Count = 2 </w:t>
-      </w:r>
-    </w:p>
-    <w:p>
-      <w:pPr>
-        <w:rPr>
-          <w:b/>
-          <w:bCs/>
-        </w:rPr>
-      </w:pPr>
-      <w:r>
-        <w:rPr>
-          <w:b/>
-          <w:bCs/>
-        </w:rPr>
         <w:t>Screenshot</w:t>
       </w:r>
     </w:p>
     <w:p>
       <w:r>
-        <w:rPr>
-          <w:noProof/>
-        </w:rPr>
         <w:drawing>
-          <wp:inline distT="0" distB="0" distL="0" distR="0" wp14:anchorId="63225778" wp14:editId="5138AAE1">
-            <wp:extent cx="5731510" cy="1470025"/>
+          <wp:inline distT="0" distB="0" distL="0" distR="0" wp14:anchorId="6C144F40" wp14:editId="085399C9">
+            <wp:extent cx="5731510" cy="3836035"/>
             <wp:effectExtent l="0" t="0" r="2540" b="0"/>
-            <wp:docPr id="2041311912" name="Picture 1"/>
+            <wp:docPr id="655200357" name="Picture 1"/>
             <wp:cNvGraphicFramePr>
               <a:graphicFrameLocks xmlns:a="http://schemas.openxmlformats.org/drawingml/2006/main" noChangeAspect="1"/>
             </wp:cNvGraphicFramePr>
@@ -1053,7 +1009,7 @@
               <a:graphicData uri="http://schemas.openxmlformats.org/drawingml/2006/picture">
                 <pic:pic xmlns:pic="http://schemas.openxmlformats.org/drawingml/2006/picture">
                   <pic:nvPicPr>
-                    <pic:cNvPr id="2041311912" name=""/>
+                    <pic:cNvPr id="655200357" name=""/>
                     <pic:cNvPicPr/>
                   </pic:nvPicPr>
                   <pic:blipFill>
@@ -1065,7 +1021,7 @@
                   <pic:spPr>
                     <a:xfrm>
                       <a:off x="0" y="0"/>
-                      <a:ext cx="5731510" cy="1470025"/>
+                      <a:ext cx="5731510" cy="3836035"/>
                     </a:xfrm>
                     <a:prstGeom prst="rect">
                       <a:avLst/>
@@ -1252,7 +1208,6 @@
           <w:b/>
           <w:bCs/>
         </w:rPr>
-        <w:lastRenderedPageBreak/>
         <w:t>4. Repository Structure</w:t>
       </w:r>
     </w:p>
@@ -1707,6 +1662,7 @@
         </w:numPr>
       </w:pPr>
       <w:r>
+        <w:lastRenderedPageBreak/>
         <w:t xml:space="preserve">Supports operational monitoring activities </w:t>
       </w:r>
     </w:p>
@@ -1718,7 +1674,6 @@
         </w:numPr>
       </w:pPr>
       <w:r>
-        <w:lastRenderedPageBreak/>
         <w:t xml:space="preserve">Generates reusable reports </w:t>
       </w:r>
     </w:p>
@@ -2136,7 +2091,6 @@
       </w:r>
     </w:p>
     <w:p/>
-    <w:p/>
     <w:sectPr>
       <w:pgSz w:w="11906" w:h="16838"/>
       <w:pgMar w:top="1440" w:right="1440" w:bottom="1440" w:left="1440" w:header="708" w:footer="708" w:gutter="0"/>
@@ -2597,6 +2551,119 @@
     </w:lvl>
   </w:abstractNum>
   <w:abstractNum w:abstractNumId="3" w15:restartNumberingAfterBreak="0">
+    <w:nsid w:val="2EBC275A"/>
+    <w:multiLevelType w:val="hybridMultilevel"/>
+    <w:tmpl w:val="C32C1FA6"/>
+    <w:lvl w:ilvl="0" w:tplc="40090001">
+      <w:start w:val="1"/>
+      <w:numFmt w:val="bullet"/>
+      <w:lvlText w:val=""/>
+      <w:lvlJc w:val="left"/>
+      <w:pPr>
+        <w:ind w:left="720" w:hanging="360"/>
+      </w:pPr>
+      <w:rPr>
+        <w:rFonts w:ascii="Symbol" w:hAnsi="Symbol" w:hint="default"/>
+      </w:rPr>
+    </w:lvl>
+    <w:lvl w:ilvl="1" w:tplc="40090003" w:tentative="1">
+      <w:start w:val="1"/>
+      <w:numFmt w:val="bullet"/>
+      <w:lvlText w:val="o"/>
+      <w:lvlJc w:val="left"/>
+      <w:pPr>
+        <w:ind w:left="1440" w:hanging="360"/>
+      </w:pPr>
+      <w:rPr>
+        <w:rFonts w:ascii="Courier New" w:hAnsi="Courier New" w:cs="Courier New" w:hint="default"/>
+      </w:rPr>
+    </w:lvl>
+    <w:lvl w:ilvl="2" w:tplc="40090005" w:tentative="1">
+      <w:start w:val="1"/>
+      <w:numFmt w:val="bullet"/>
+      <w:lvlText w:val=""/>
+      <w:lvlJc w:val="left"/>
+      <w:pPr>
+        <w:ind w:left="2160" w:hanging="360"/>
+      </w:pPr>
+      <w:rPr>
+        <w:rFonts w:ascii="Wingdings" w:hAnsi="Wingdings" w:hint="default"/>
+      </w:rPr>
+    </w:lvl>
+    <w:lvl w:ilvl="3" w:tplc="40090001" w:tentative="1">
+      <w:start w:val="1"/>
+      <w:numFmt w:val="bullet"/>
+      <w:lvlText w:val=""/>
+      <w:lvlJc w:val="left"/>
+      <w:pPr>
+        <w:ind w:left="2880" w:hanging="360"/>
+      </w:pPr>
+      <w:rPr>
+        <w:rFonts w:ascii="Symbol" w:hAnsi="Symbol" w:hint="default"/>
+      </w:rPr>
+    </w:lvl>
+    <w:lvl w:ilvl="4" w:tplc="40090003" w:tentative="1">
+      <w:start w:val="1"/>
+      <w:numFmt w:val="bullet"/>
+      <w:lvlText w:val="o"/>
+      <w:lvlJc w:val="left"/>
+      <w:pPr>
+        <w:ind w:left="3600" w:hanging="360"/>
+      </w:pPr>
+      <w:rPr>
+        <w:rFonts w:ascii="Courier New" w:hAnsi="Courier New" w:cs="Courier New" w:hint="default"/>
+      </w:rPr>
+    </w:lvl>
+    <w:lvl w:ilvl="5" w:tplc="40090005" w:tentative="1">
+      <w:start w:val="1"/>
+      <w:numFmt w:val="bullet"/>
+      <w:lvlText w:val=""/>
+      <w:lvlJc w:val="left"/>
+      <w:pPr>
+        <w:ind w:left="4320" w:hanging="360"/>
+      </w:pPr>
+      <w:rPr>
+        <w:rFonts w:ascii="Wingdings" w:hAnsi="Wingdings" w:hint="default"/>
+      </w:rPr>
+    </w:lvl>
+    <w:lvl w:ilvl="6" w:tplc="40090001" w:tentative="1">
+      <w:start w:val="1"/>
+      <w:numFmt w:val="bullet"/>
+      <w:lvlText w:val=""/>
+      <w:lvlJc w:val="left"/>
+      <w:pPr>
+        <w:ind w:left="5040" w:hanging="360"/>
+      </w:pPr>
+      <w:rPr>
+        <w:rFonts w:ascii="Symbol" w:hAnsi="Symbol" w:hint="default"/>
+      </w:rPr>
+    </w:lvl>
+    <w:lvl w:ilvl="7" w:tplc="40090003" w:tentative="1">
+      <w:start w:val="1"/>
+      <w:numFmt w:val="bullet"/>
+      <w:lvlText w:val="o"/>
+      <w:lvlJc w:val="left"/>
+      <w:pPr>
+        <w:ind w:left="5760" w:hanging="360"/>
+      </w:pPr>
+      <w:rPr>
+        <w:rFonts w:ascii="Courier New" w:hAnsi="Courier New" w:cs="Courier New" w:hint="default"/>
+      </w:rPr>
+    </w:lvl>
+    <w:lvl w:ilvl="8" w:tplc="40090005" w:tentative="1">
+      <w:start w:val="1"/>
+      <w:numFmt w:val="bullet"/>
+      <w:lvlText w:val=""/>
+      <w:lvlJc w:val="left"/>
+      <w:pPr>
+        <w:ind w:left="6480" w:hanging="360"/>
+      </w:pPr>
+      <w:rPr>
+        <w:rFonts w:ascii="Wingdings" w:hAnsi="Wingdings" w:hint="default"/>
+      </w:rPr>
+    </w:lvl>
+  </w:abstractNum>
+  <w:abstractNum w:abstractNumId="4" w15:restartNumberingAfterBreak="0">
     <w:nsid w:val="3CDF6E78"/>
     <w:multiLevelType w:val="multilevel"/>
     <w:tmpl w:val="5DA4CD28"/>
@@ -2745,7 +2812,7 @@
       </w:rPr>
     </w:lvl>
   </w:abstractNum>
-  <w:abstractNum w:abstractNumId="4" w15:restartNumberingAfterBreak="0">
+  <w:abstractNum w:abstractNumId="5" w15:restartNumberingAfterBreak="0">
     <w:nsid w:val="4AED3328"/>
     <w:multiLevelType w:val="multilevel"/>
     <w:tmpl w:val="AB882BBA"/>
@@ -2894,7 +2961,7 @@
       </w:rPr>
     </w:lvl>
   </w:abstractNum>
-  <w:abstractNum w:abstractNumId="5" w15:restartNumberingAfterBreak="0">
+  <w:abstractNum w:abstractNumId="6" w15:restartNumberingAfterBreak="0">
     <w:nsid w:val="557368D9"/>
     <w:multiLevelType w:val="multilevel"/>
     <w:tmpl w:val="57B65D5E"/>
@@ -3043,7 +3110,7 @@
       </w:rPr>
     </w:lvl>
   </w:abstractNum>
-  <w:abstractNum w:abstractNumId="6" w15:restartNumberingAfterBreak="0">
+  <w:abstractNum w:abstractNumId="7" w15:restartNumberingAfterBreak="0">
     <w:nsid w:val="5DC21629"/>
     <w:multiLevelType w:val="multilevel"/>
     <w:tmpl w:val="CD32ADAA"/>
@@ -3192,7 +3259,7 @@
       </w:rPr>
     </w:lvl>
   </w:abstractNum>
-  <w:abstractNum w:abstractNumId="7" w15:restartNumberingAfterBreak="0">
+  <w:abstractNum w:abstractNumId="8" w15:restartNumberingAfterBreak="0">
     <w:nsid w:val="7B3C0D96"/>
     <w:multiLevelType w:val="multilevel"/>
     <w:tmpl w:val="C25E3F76"/>
@@ -3341,7 +3408,7 @@
       </w:rPr>
     </w:lvl>
   </w:abstractNum>
-  <w:abstractNum w:abstractNumId="8" w15:restartNumberingAfterBreak="0">
+  <w:abstractNum w:abstractNumId="9" w15:restartNumberingAfterBreak="0">
     <w:nsid w:val="7D68546F"/>
     <w:multiLevelType w:val="multilevel"/>
     <w:tmpl w:val="D78A8B28"/>
@@ -3491,31 +3558,34 @@
     </w:lvl>
   </w:abstractNum>
   <w:num w:numId="1" w16cid:durableId="132675073">
-    <w:abstractNumId w:val="7"/>
+    <w:abstractNumId w:val="8"/>
   </w:num>
   <w:num w:numId="2" w16cid:durableId="1949703732">
-    <w:abstractNumId w:val="4"/>
+    <w:abstractNumId w:val="5"/>
   </w:num>
   <w:num w:numId="3" w16cid:durableId="1980694707">
-    <w:abstractNumId w:val="3"/>
+    <w:abstractNumId w:val="4"/>
   </w:num>
   <w:num w:numId="4" w16cid:durableId="605505260">
     <w:abstractNumId w:val="0"/>
   </w:num>
   <w:num w:numId="5" w16cid:durableId="815532815">
-    <w:abstractNumId w:val="5"/>
+    <w:abstractNumId w:val="6"/>
   </w:num>
   <w:num w:numId="6" w16cid:durableId="1372919728">
     <w:abstractNumId w:val="2"/>
   </w:num>
   <w:num w:numId="7" w16cid:durableId="1737625426">
-    <w:abstractNumId w:val="6"/>
+    <w:abstractNumId w:val="7"/>
   </w:num>
   <w:num w:numId="8" w16cid:durableId="830565456">
     <w:abstractNumId w:val="1"/>
   </w:num>
   <w:num w:numId="9" w16cid:durableId="156116109">
-    <w:abstractNumId w:val="8"/>
+    <w:abstractNumId w:val="9"/>
+  </w:num>
+  <w:num w:numId="10" w16cid:durableId="1791196012">
+    <w:abstractNumId w:val="3"/>
   </w:num>
 </w:numbering>
 </file>
@@ -4123,7 +4193,6 @@
   <w:style w:type="character" w:default="1" w:styleId="DefaultParagraphFont">
     <w:name w:val="Default Paragraph Font"/>
     <w:uiPriority w:val="1"/>
-    <w:semiHidden/>
     <w:unhideWhenUsed/>
   </w:style>
   <w:style w:type="table" w:default="1" w:styleId="TableNormal">
